--- a/docs/Kravii-Evidence.docx
+++ b/docs/Kravii-Evidence.docx
@@ -40,7 +40,7 @@
         <w:rPr>
           <w:b w:val="0"/>
         </w:rPr>
-        <w:t xml:space="preserve">Real transactions on the Kravii (Agentic Wallet) private chain (Hyperledger Besu, chain id 20261020), collected at block #37901 on 2026-10-15. Every hash opens in the public explorer at https://agentic-wallet-inky.vercel.app/explorer (no sign-in), and can be checked independently over read-only JSON-RPC at </w:t>
+        <w:t xml:space="preserve">Real transactions on the Kravii (Agentic Wallet) private chain (Hyperledger Besu, chain id 20261020), collected at block #37901 on 2026-10-15. Every hash opens in the public explorer at https://www.kravii.com/explorer (no sign-in), and can be checked independently over read-only JSON-RPC at </w:t>
       </w:r>
       <w:r>
         <w:rPr>
@@ -49,7 +49,7 @@
           <w:color w:val="8A2B6E"/>
           <w:sz w:val="19"/>
         </w:rPr>
-        <w:t>https://agentic-wallet-inky.vercel.app/api/rpc</w:t>
+        <w:t>https://www.kravii.com/api/rpc</w:t>
       </w:r>
       <w:r>
         <w:rPr>
@@ -69,7 +69,7 @@
           <w:rFonts w:ascii="Consolas" w:hAnsi="Consolas" w:eastAsia="Consolas"/>
           <w:sz w:val="12"/>
         </w:rPr>
-        <w:t>cast receipt &lt;tx hash&gt; --rpc-url https://agentic-wallet-inky.vercel.app/api/rpc</w:t>
+        <w:t>cast receipt &lt;tx hash&gt; --rpc-url https://www.kravii.com/api/rpc</w:t>
         <w:br/>
       </w:r>
       <w:r>
@@ -77,7 +77,7 @@
           <w:rFonts w:ascii="Consolas" w:hAnsi="Consolas" w:eastAsia="Consolas"/>
           <w:sz w:val="12"/>
         </w:rPr>
-        <w:t>curl -s https://agentic-wallet-inky.vercel.app/api/rpc -H 'content-type: application/json' -d '{"jsonrpc":"2.0","id":1,"method":"eth_getTransactionReceipt","params":["&lt;tx hash&gt;"]}'</w:t>
+        <w:t>curl -s https://www.kravii.com/api/rpc -H 'content-type: application/json' -d '{"jsonrpc":"2.0","id":1,"method":"eth_getTransactionReceipt","params":["&lt;tx hash&gt;"]}'</w:t>
       </w:r>
     </w:p>
     <w:p>
